--- a/marksmith-v2/test_outputs/sample_tabs.docx
+++ b/marksmith-v2/test_outputs/sample_tabs.docx
@@ -361,8 +361,8 @@
       </w:r>
     </w:p>
     <w:sectPr>
-      <w:headerReference xmlns:r="http://schemas.openxmlformats.org/officeDocument/2006/relationships" w:type="default" r:id="R448268acaa894d83"/>
-      <w:footerReference xmlns:r="http://schemas.openxmlformats.org/officeDocument/2006/relationships" w:type="default" r:id="R3f9173d405be4a0d"/>
+      <w:headerReference xmlns:r="http://schemas.openxmlformats.org/officeDocument/2006/relationships" w:type="default" r:id="R4759ad8aa3054cec"/>
+      <w:footerReference xmlns:r="http://schemas.openxmlformats.org/officeDocument/2006/relationships" w:type="default" r:id="R742f55be51484bb8"/>
       <w:pgSz w:w="11906" w:h="16838"/>
       <w:pgMar w:top="1440" w:right="1440" w:bottom="1440" w:left="1440" w:header="576" w:footer="576" w:gutter="0"/>
       <w:pgBorders w:display="allPages" w:offsetFrom="page">

--- a/marksmith-v2/test_outputs/sample_tabs.docx
+++ b/marksmith-v2/test_outputs/sample_tabs.docx
@@ -361,8 +361,8 @@
       </w:r>
     </w:p>
     <w:sectPr>
-      <w:headerReference xmlns:r="http://schemas.openxmlformats.org/officeDocument/2006/relationships" w:type="default" r:id="R4759ad8aa3054cec"/>
-      <w:footerReference xmlns:r="http://schemas.openxmlformats.org/officeDocument/2006/relationships" w:type="default" r:id="R742f55be51484bb8"/>
+      <w:headerReference xmlns:r="http://schemas.openxmlformats.org/officeDocument/2006/relationships" w:type="default" r:id="Rfb1ee62d28ea4b2d"/>
+      <w:footerReference xmlns:r="http://schemas.openxmlformats.org/officeDocument/2006/relationships" w:type="default" r:id="R38b7c1130f1e41a6"/>
       <w:pgSz w:w="11906" w:h="16838"/>
       <w:pgMar w:top="1440" w:right="1440" w:bottom="1440" w:left="1440" w:header="576" w:footer="576" w:gutter="0"/>
       <w:pgBorders w:display="allPages" w:offsetFrom="page">

--- a/marksmith-v2/test_outputs/sample_tabs.docx
+++ b/marksmith-v2/test_outputs/sample_tabs.docx
@@ -361,16 +361,10 @@
       </w:r>
     </w:p>
     <w:sectPr>
-      <w:headerReference xmlns:r="http://schemas.openxmlformats.org/officeDocument/2006/relationships" w:type="default" r:id="Rfb1ee62d28ea4b2d"/>
-      <w:footerReference xmlns:r="http://schemas.openxmlformats.org/officeDocument/2006/relationships" w:type="default" r:id="R38b7c1130f1e41a6"/>
+      <w:headerReference xmlns:r="http://schemas.openxmlformats.org/officeDocument/2006/relationships" w:type="default" r:id="Rc2a239f82c714693"/>
+      <w:footerReference xmlns:r="http://schemas.openxmlformats.org/officeDocument/2006/relationships" w:type="default" r:id="Rf6a72917fee34d73"/>
       <w:pgSz w:w="11906" w:h="16838"/>
       <w:pgMar w:top="1440" w:right="1440" w:bottom="1440" w:left="1440" w:header="576" w:footer="576" w:gutter="0"/>
-      <w:pgBorders w:display="allPages" w:offsetFrom="page">
-        <w:top w:val="single" w:color="D1D5DA" w:sz="8" w:space="24"/>
-        <w:left w:val="single" w:color="D1D5DA" w:sz="8" w:space="24"/>
-        <w:bottom w:val="single" w:color="D1D5DA" w:sz="8" w:space="24"/>
-        <w:right w:val="single" w:color="D1D5DA" w:sz="8" w:space="24"/>
-      </w:pgBorders>
     </w:sectPr>
   </w:body>
 </w:document>
@@ -630,7 +624,7 @@
   <w:docDefaults>
     <w:rPrDefault>
       <w:rPr>
-        <w:rFonts w:ascii="Calibri" w:hAnsi="Calibri" w:eastAsia="Calibri" w:cs="Calibri"/>
+        <w:rFonts w:ascii="Segoe UI Variable" w:hAnsi="Segoe UI Variable" w:eastAsia="Segoe UI Variable" w:cs="Segoe UI Variable"/>
         <w:color w:val="1b1f23"/>
         <w:kern w:val="16"/>
         <w:sz w:val="22"/>
@@ -683,7 +677,7 @@
     </w:pPr>
     <w:rPr>
       <w:b/>
-      <w:color w:val="000000"/>
+      <w:color w:val="090B0C"/>
       <w:sz w:val="32"/>
       <w:szCs w:val="32"/>
     </w:rPr>
@@ -700,7 +694,7 @@
     </w:pPr>
     <w:rPr>
       <w:b/>
-      <w:color w:val="000000"/>
+      <w:color w:val="121417"/>
       <w:sz w:val="28"/>
       <w:szCs w:val="28"/>
     </w:rPr>
@@ -717,7 +711,7 @@
     </w:pPr>
     <w:rPr>
       <w:b/>
-      <w:color w:val="000000"/>
+      <w:color w:val="1b1f23"/>
       <w:sz w:val="24"/>
       <w:szCs w:val="24"/>
     </w:rPr>
@@ -734,7 +728,7 @@
     </w:pPr>
     <w:rPr>
       <w:b/>
-      <w:color w:val="000000"/>
+      <w:color w:val="1b1f23"/>
       <w:sz w:val="22"/>
       <w:szCs w:val="22"/>
     </w:rPr>

--- a/marksmith-v2/test_outputs/sample_tabs.docx
+++ b/marksmith-v2/test_outputs/sample_tabs.docx
@@ -361,8 +361,8 @@
       </w:r>
     </w:p>
     <w:sectPr>
-      <w:headerReference xmlns:r="http://schemas.openxmlformats.org/officeDocument/2006/relationships" w:type="default" r:id="Rc2a239f82c714693"/>
-      <w:footerReference xmlns:r="http://schemas.openxmlformats.org/officeDocument/2006/relationships" w:type="default" r:id="Rf6a72917fee34d73"/>
+      <w:headerReference xmlns:r="http://schemas.openxmlformats.org/officeDocument/2006/relationships" w:type="default" r:id="Rc578ee417d6f4b30"/>
+      <w:footerReference xmlns:r="http://schemas.openxmlformats.org/officeDocument/2006/relationships" w:type="default" r:id="Rcbb52b2065ac4266"/>
       <w:pgSz w:w="11906" w:h="16838"/>
       <w:pgMar w:top="1440" w:right="1440" w:bottom="1440" w:left="1440" w:header="576" w:footer="576" w:gutter="0"/>
     </w:sectPr>

--- a/marksmith-v2/test_outputs/sample_tabs.docx
+++ b/marksmith-v2/test_outputs/sample_tabs.docx
@@ -361,8 +361,8 @@
       </w:r>
     </w:p>
     <w:sectPr>
-      <w:headerReference xmlns:r="http://schemas.openxmlformats.org/officeDocument/2006/relationships" w:type="default" r:id="Rc578ee417d6f4b30"/>
-      <w:footerReference xmlns:r="http://schemas.openxmlformats.org/officeDocument/2006/relationships" w:type="default" r:id="Rcbb52b2065ac4266"/>
+      <w:headerReference xmlns:r="http://schemas.openxmlformats.org/officeDocument/2006/relationships" w:type="default" r:id="Rc60124d893164dd9"/>
+      <w:footerReference xmlns:r="http://schemas.openxmlformats.org/officeDocument/2006/relationships" w:type="default" r:id="R5fcef307c8b1472d"/>
       <w:pgSz w:w="11906" w:h="16838"/>
       <w:pgMar w:top="1440" w:right="1440" w:bottom="1440" w:left="1440" w:header="576" w:footer="576" w:gutter="0"/>
     </w:sectPr>

--- a/marksmith-v2/test_outputs/sample_tabs.docx
+++ b/marksmith-v2/test_outputs/sample_tabs.docx
@@ -361,8 +361,8 @@
       </w:r>
     </w:p>
     <w:sectPr>
-      <w:headerReference xmlns:r="http://schemas.openxmlformats.org/officeDocument/2006/relationships" w:type="default" r:id="Rc60124d893164dd9"/>
-      <w:footerReference xmlns:r="http://schemas.openxmlformats.org/officeDocument/2006/relationships" w:type="default" r:id="R5fcef307c8b1472d"/>
+      <w:headerReference xmlns:r="http://schemas.openxmlformats.org/officeDocument/2006/relationships" w:type="default" r:id="R61323f818219408f"/>
+      <w:footerReference xmlns:r="http://schemas.openxmlformats.org/officeDocument/2006/relationships" w:type="default" r:id="R9bc5703a95fa47fd"/>
       <w:pgSz w:w="11906" w:h="16838"/>
       <w:pgMar w:top="1440" w:right="1440" w:bottom="1440" w:left="1440" w:header="576" w:footer="576" w:gutter="0"/>
     </w:sectPr>

--- a/marksmith-v2/test_outputs/sample_tabs.docx
+++ b/marksmith-v2/test_outputs/sample_tabs.docx
@@ -361,8 +361,8 @@
       </w:r>
     </w:p>
     <w:sectPr>
-      <w:headerReference xmlns:r="http://schemas.openxmlformats.org/officeDocument/2006/relationships" w:type="default" r:id="R61323f818219408f"/>
-      <w:footerReference xmlns:r="http://schemas.openxmlformats.org/officeDocument/2006/relationships" w:type="default" r:id="R9bc5703a95fa47fd"/>
+      <w:headerReference xmlns:r="http://schemas.openxmlformats.org/officeDocument/2006/relationships" w:type="default" r:id="Rc2a03a6f5c754b92"/>
+      <w:footerReference xmlns:r="http://schemas.openxmlformats.org/officeDocument/2006/relationships" w:type="default" r:id="R1e453f22c3434236"/>
       <w:pgSz w:w="11906" w:h="16838"/>
       <w:pgMar w:top="1440" w:right="1440" w:bottom="1440" w:left="1440" w:header="576" w:footer="576" w:gutter="0"/>
     </w:sectPr>

--- a/marksmith-v2/test_outputs/sample_tabs.docx
+++ b/marksmith-v2/test_outputs/sample_tabs.docx
@@ -361,8 +361,8 @@
       </w:r>
     </w:p>
     <w:sectPr>
-      <w:headerReference xmlns:r="http://schemas.openxmlformats.org/officeDocument/2006/relationships" w:type="default" r:id="Rc2a03a6f5c754b92"/>
-      <w:footerReference xmlns:r="http://schemas.openxmlformats.org/officeDocument/2006/relationships" w:type="default" r:id="R1e453f22c3434236"/>
+      <w:headerReference xmlns:r="http://schemas.openxmlformats.org/officeDocument/2006/relationships" w:type="default" r:id="Rd34de6196c0d41cb"/>
+      <w:footerReference xmlns:r="http://schemas.openxmlformats.org/officeDocument/2006/relationships" w:type="default" r:id="Rcb4d7dcf7f40487c"/>
       <w:pgSz w:w="11906" w:h="16838"/>
       <w:pgMar w:top="1440" w:right="1440" w:bottom="1440" w:left="1440" w:header="576" w:footer="576" w:gutter="0"/>
     </w:sectPr>

--- a/marksmith-v2/test_outputs/sample_tabs.docx
+++ b/marksmith-v2/test_outputs/sample_tabs.docx
@@ -361,8 +361,8 @@
       </w:r>
     </w:p>
     <w:sectPr>
-      <w:headerReference xmlns:r="http://schemas.openxmlformats.org/officeDocument/2006/relationships" w:type="default" r:id="Rd34de6196c0d41cb"/>
-      <w:footerReference xmlns:r="http://schemas.openxmlformats.org/officeDocument/2006/relationships" w:type="default" r:id="Rcb4d7dcf7f40487c"/>
+      <w:headerReference xmlns:r="http://schemas.openxmlformats.org/officeDocument/2006/relationships" w:type="default" r:id="R93d3a1651c324a84"/>
+      <w:footerReference xmlns:r="http://schemas.openxmlformats.org/officeDocument/2006/relationships" w:type="default" r:id="Rbcafae467ec44f1c"/>
       <w:pgSz w:w="11906" w:h="16838"/>
       <w:pgMar w:top="1440" w:right="1440" w:bottom="1440" w:left="1440" w:header="576" w:footer="576" w:gutter="0"/>
     </w:sectPr>

--- a/marksmith-v2/test_outputs/sample_tabs.docx
+++ b/marksmith-v2/test_outputs/sample_tabs.docx
@@ -361,8 +361,8 @@
       </w:r>
     </w:p>
     <w:sectPr>
-      <w:headerReference xmlns:r="http://schemas.openxmlformats.org/officeDocument/2006/relationships" w:type="default" r:id="R93d3a1651c324a84"/>
-      <w:footerReference xmlns:r="http://schemas.openxmlformats.org/officeDocument/2006/relationships" w:type="default" r:id="Rbcafae467ec44f1c"/>
+      <w:headerReference xmlns:r="http://schemas.openxmlformats.org/officeDocument/2006/relationships" w:type="default" r:id="Rd26dba4cd74147de"/>
+      <w:footerReference xmlns:r="http://schemas.openxmlformats.org/officeDocument/2006/relationships" w:type="default" r:id="R93849a00960f48c9"/>
       <w:pgSz w:w="11906" w:h="16838"/>
       <w:pgMar w:top="1440" w:right="1440" w:bottom="1440" w:left="1440" w:header="576" w:footer="576" w:gutter="0"/>
     </w:sectPr>

--- a/marksmith-v2/test_outputs/sample_tabs.docx
+++ b/marksmith-v2/test_outputs/sample_tabs.docx
@@ -361,8 +361,8 @@
       </w:r>
     </w:p>
     <w:sectPr>
-      <w:headerReference xmlns:r="http://schemas.openxmlformats.org/officeDocument/2006/relationships" w:type="default" r:id="Rd26dba4cd74147de"/>
-      <w:footerReference xmlns:r="http://schemas.openxmlformats.org/officeDocument/2006/relationships" w:type="default" r:id="R93849a00960f48c9"/>
+      <w:headerReference xmlns:r="http://schemas.openxmlformats.org/officeDocument/2006/relationships" w:type="default" r:id="R9a5f4c75b952417e"/>
+      <w:footerReference xmlns:r="http://schemas.openxmlformats.org/officeDocument/2006/relationships" w:type="default" r:id="R8159aab359544b85"/>
       <w:pgSz w:w="11906" w:h="16838"/>
       <w:pgMar w:top="1440" w:right="1440" w:bottom="1440" w:left="1440" w:header="576" w:footer="576" w:gutter="0"/>
     </w:sectPr>

--- a/marksmith-v2/test_outputs/sample_tabs.docx
+++ b/marksmith-v2/test_outputs/sample_tabs.docx
@@ -361,8 +361,8 @@
       </w:r>
     </w:p>
     <w:sectPr>
-      <w:headerReference xmlns:r="http://schemas.openxmlformats.org/officeDocument/2006/relationships" w:type="default" r:id="R9a5f4c75b952417e"/>
-      <w:footerReference xmlns:r="http://schemas.openxmlformats.org/officeDocument/2006/relationships" w:type="default" r:id="R8159aab359544b85"/>
+      <w:headerReference xmlns:r="http://schemas.openxmlformats.org/officeDocument/2006/relationships" w:type="default" r:id="Rdc363901ffa84d3e"/>
+      <w:footerReference xmlns:r="http://schemas.openxmlformats.org/officeDocument/2006/relationships" w:type="default" r:id="Rdd69aadaedbd49ae"/>
       <w:pgSz w:w="11906" w:h="16838"/>
       <w:pgMar w:top="1440" w:right="1440" w:bottom="1440" w:left="1440" w:header="576" w:footer="576" w:gutter="0"/>
     </w:sectPr>

--- a/marksmith-v2/test_outputs/sample_tabs.docx
+++ b/marksmith-v2/test_outputs/sample_tabs.docx
@@ -361,8 +361,8 @@
       </w:r>
     </w:p>
     <w:sectPr>
-      <w:headerReference xmlns:r="http://schemas.openxmlformats.org/officeDocument/2006/relationships" w:type="default" r:id="Rdc363901ffa84d3e"/>
-      <w:footerReference xmlns:r="http://schemas.openxmlformats.org/officeDocument/2006/relationships" w:type="default" r:id="Rdd69aadaedbd49ae"/>
+      <w:headerReference xmlns:r="http://schemas.openxmlformats.org/officeDocument/2006/relationships" w:type="default" r:id="R283fba566af04fed"/>
+      <w:footerReference xmlns:r="http://schemas.openxmlformats.org/officeDocument/2006/relationships" w:type="default" r:id="Ref858bc78b424d98"/>
       <w:pgSz w:w="11906" w:h="16838"/>
       <w:pgMar w:top="1440" w:right="1440" w:bottom="1440" w:left="1440" w:header="576" w:footer="576" w:gutter="0"/>
     </w:sectPr>

--- a/marksmith-v2/test_outputs/sample_tabs.docx
+++ b/marksmith-v2/test_outputs/sample_tabs.docx
@@ -361,8 +361,8 @@
       </w:r>
     </w:p>
     <w:sectPr>
-      <w:headerReference xmlns:r="http://schemas.openxmlformats.org/officeDocument/2006/relationships" w:type="default" r:id="R283fba566af04fed"/>
-      <w:footerReference xmlns:r="http://schemas.openxmlformats.org/officeDocument/2006/relationships" w:type="default" r:id="Ref858bc78b424d98"/>
+      <w:headerReference xmlns:r="http://schemas.openxmlformats.org/officeDocument/2006/relationships" w:type="default" r:id="Rdcdfae04e0704721"/>
+      <w:footerReference xmlns:r="http://schemas.openxmlformats.org/officeDocument/2006/relationships" w:type="default" r:id="Re85f821aa5874acc"/>
       <w:pgSz w:w="11906" w:h="16838"/>
       <w:pgMar w:top="1440" w:right="1440" w:bottom="1440" w:left="1440" w:header="576" w:footer="576" w:gutter="0"/>
     </w:sectPr>

--- a/marksmith-v2/test_outputs/sample_tabs.docx
+++ b/marksmith-v2/test_outputs/sample_tabs.docx
@@ -361,8 +361,8 @@
       </w:r>
     </w:p>
     <w:sectPr>
-      <w:headerReference xmlns:r="http://schemas.openxmlformats.org/officeDocument/2006/relationships" w:type="default" r:id="Rdcdfae04e0704721"/>
-      <w:footerReference xmlns:r="http://schemas.openxmlformats.org/officeDocument/2006/relationships" w:type="default" r:id="Re85f821aa5874acc"/>
+      <w:headerReference xmlns:r="http://schemas.openxmlformats.org/officeDocument/2006/relationships" w:type="default" r:id="R1fa5ddee20614536"/>
+      <w:footerReference xmlns:r="http://schemas.openxmlformats.org/officeDocument/2006/relationships" w:type="default" r:id="R91d90bdf59784cb6"/>
       <w:pgSz w:w="11906" w:h="16838"/>
       <w:pgMar w:top="1440" w:right="1440" w:bottom="1440" w:left="1440" w:header="576" w:footer="576" w:gutter="0"/>
     </w:sectPr>

--- a/marksmith-v2/test_outputs/sample_tabs.docx
+++ b/marksmith-v2/test_outputs/sample_tabs.docx
@@ -361,8 +361,8 @@
       </w:r>
     </w:p>
     <w:sectPr>
-      <w:headerReference xmlns:r="http://schemas.openxmlformats.org/officeDocument/2006/relationships" w:type="default" r:id="R1fa5ddee20614536"/>
-      <w:footerReference xmlns:r="http://schemas.openxmlformats.org/officeDocument/2006/relationships" w:type="default" r:id="R91d90bdf59784cb6"/>
+      <w:headerReference xmlns:r="http://schemas.openxmlformats.org/officeDocument/2006/relationships" w:type="default" r:id="R26321ac8415948fc"/>
+      <w:footerReference xmlns:r="http://schemas.openxmlformats.org/officeDocument/2006/relationships" w:type="default" r:id="R1c136658a70c481f"/>
       <w:pgSz w:w="11906" w:h="16838"/>
       <w:pgMar w:top="1440" w:right="1440" w:bottom="1440" w:left="1440" w:header="576" w:footer="576" w:gutter="0"/>
     </w:sectPr>

--- a/marksmith-v2/test_outputs/sample_tabs.docx
+++ b/marksmith-v2/test_outputs/sample_tabs.docx
@@ -361,8 +361,8 @@
       </w:r>
     </w:p>
     <w:sectPr>
-      <w:headerReference xmlns:r="http://schemas.openxmlformats.org/officeDocument/2006/relationships" w:type="default" r:id="R26321ac8415948fc"/>
-      <w:footerReference xmlns:r="http://schemas.openxmlformats.org/officeDocument/2006/relationships" w:type="default" r:id="R1c136658a70c481f"/>
+      <w:headerReference xmlns:r="http://schemas.openxmlformats.org/officeDocument/2006/relationships" w:type="default" r:id="R72a7bfe906744d37"/>
+      <w:footerReference xmlns:r="http://schemas.openxmlformats.org/officeDocument/2006/relationships" w:type="default" r:id="Rb906ee546d3a4916"/>
       <w:pgSz w:w="11906" w:h="16838"/>
       <w:pgMar w:top="1440" w:right="1440" w:bottom="1440" w:left="1440" w:header="576" w:footer="576" w:gutter="0"/>
     </w:sectPr>

--- a/marksmith-v2/test_outputs/sample_tabs.docx
+++ b/marksmith-v2/test_outputs/sample_tabs.docx
@@ -361,8 +361,8 @@
       </w:r>
     </w:p>
     <w:sectPr>
-      <w:headerReference xmlns:r="http://schemas.openxmlformats.org/officeDocument/2006/relationships" w:type="default" r:id="R72a7bfe906744d37"/>
-      <w:footerReference xmlns:r="http://schemas.openxmlformats.org/officeDocument/2006/relationships" w:type="default" r:id="Rb906ee546d3a4916"/>
+      <w:headerReference xmlns:r="http://schemas.openxmlformats.org/officeDocument/2006/relationships" w:type="default" r:id="R8bc5eb0a3ba247ae"/>
+      <w:footerReference xmlns:r="http://schemas.openxmlformats.org/officeDocument/2006/relationships" w:type="default" r:id="R9ad83ce01317490a"/>
       <w:pgSz w:w="11906" w:h="16838"/>
       <w:pgMar w:top="1440" w:right="1440" w:bottom="1440" w:left="1440" w:header="576" w:footer="576" w:gutter="0"/>
     </w:sectPr>

--- a/marksmith-v2/test_outputs/sample_tabs.docx
+++ b/marksmith-v2/test_outputs/sample_tabs.docx
@@ -361,8 +361,8 @@
       </w:r>
     </w:p>
     <w:sectPr>
-      <w:headerReference xmlns:r="http://schemas.openxmlformats.org/officeDocument/2006/relationships" w:type="default" r:id="R8bc5eb0a3ba247ae"/>
-      <w:footerReference xmlns:r="http://schemas.openxmlformats.org/officeDocument/2006/relationships" w:type="default" r:id="R9ad83ce01317490a"/>
+      <w:headerReference xmlns:r="http://schemas.openxmlformats.org/officeDocument/2006/relationships" w:type="default" r:id="R52f751b8bb6b453f"/>
+      <w:footerReference xmlns:r="http://schemas.openxmlformats.org/officeDocument/2006/relationships" w:type="default" r:id="Rb9ce38542a4d4bdf"/>
       <w:pgSz w:w="11906" w:h="16838"/>
       <w:pgMar w:top="1440" w:right="1440" w:bottom="1440" w:left="1440" w:header="576" w:footer="576" w:gutter="0"/>
     </w:sectPr>

--- a/marksmith-v2/test_outputs/sample_tabs.docx
+++ b/marksmith-v2/test_outputs/sample_tabs.docx
@@ -361,8 +361,8 @@
       </w:r>
     </w:p>
     <w:sectPr>
-      <w:headerReference xmlns:r="http://schemas.openxmlformats.org/officeDocument/2006/relationships" w:type="default" r:id="R52f751b8bb6b453f"/>
-      <w:footerReference xmlns:r="http://schemas.openxmlformats.org/officeDocument/2006/relationships" w:type="default" r:id="Rb9ce38542a4d4bdf"/>
+      <w:headerReference xmlns:r="http://schemas.openxmlformats.org/officeDocument/2006/relationships" w:type="default" r:id="R52877822268d4104"/>
+      <w:footerReference xmlns:r="http://schemas.openxmlformats.org/officeDocument/2006/relationships" w:type="default" r:id="R3198b518055d43ec"/>
       <w:pgSz w:w="11906" w:h="16838"/>
       <w:pgMar w:top="1440" w:right="1440" w:bottom="1440" w:left="1440" w:header="576" w:footer="576" w:gutter="0"/>
     </w:sectPr>

--- a/marksmith-v2/test_outputs/sample_tabs.docx
+++ b/marksmith-v2/test_outputs/sample_tabs.docx
@@ -361,8 +361,8 @@
       </w:r>
     </w:p>
     <w:sectPr>
-      <w:headerReference xmlns:r="http://schemas.openxmlformats.org/officeDocument/2006/relationships" w:type="default" r:id="R52877822268d4104"/>
-      <w:footerReference xmlns:r="http://schemas.openxmlformats.org/officeDocument/2006/relationships" w:type="default" r:id="R3198b518055d43ec"/>
+      <w:headerReference xmlns:r="http://schemas.openxmlformats.org/officeDocument/2006/relationships" w:type="default" r:id="Rb32971f5890049b1"/>
+      <w:footerReference xmlns:r="http://schemas.openxmlformats.org/officeDocument/2006/relationships" w:type="default" r:id="Re6249a57f4804afc"/>
       <w:pgSz w:w="11906" w:h="16838"/>
       <w:pgMar w:top="1440" w:right="1440" w:bottom="1440" w:left="1440" w:header="576" w:footer="576" w:gutter="0"/>
     </w:sectPr>

--- a/marksmith-v2/test_outputs/sample_tabs.docx
+++ b/marksmith-v2/test_outputs/sample_tabs.docx
@@ -361,8 +361,8 @@
       </w:r>
     </w:p>
     <w:sectPr>
-      <w:headerReference xmlns:r="http://schemas.openxmlformats.org/officeDocument/2006/relationships" w:type="default" r:id="Rb32971f5890049b1"/>
-      <w:footerReference xmlns:r="http://schemas.openxmlformats.org/officeDocument/2006/relationships" w:type="default" r:id="Re6249a57f4804afc"/>
+      <w:headerReference xmlns:r="http://schemas.openxmlformats.org/officeDocument/2006/relationships" w:type="default" r:id="Rb4c26e1114574370"/>
+      <w:footerReference xmlns:r="http://schemas.openxmlformats.org/officeDocument/2006/relationships" w:type="default" r:id="Rdf16e40b45864c48"/>
       <w:pgSz w:w="11906" w:h="16838"/>
       <w:pgMar w:top="1440" w:right="1440" w:bottom="1440" w:left="1440" w:header="576" w:footer="576" w:gutter="0"/>
     </w:sectPr>

--- a/marksmith-v2/test_outputs/sample_tabs.docx
+++ b/marksmith-v2/test_outputs/sample_tabs.docx
@@ -51,12 +51,12 @@
           <w:tcPr>
             <w:tcW w:w="3000" w:type="dxa"/>
             <w:tcBorders>
-              <w:top w:val="none"/>
-              <w:left w:val="none"/>
-              <w:bottom w:val="single" w:color="000000" w:sz="12" w:space="0"/>
-              <w:right w:val="none"/>
+              <w:top w:val="single" w:color="000000" w:sz="18" w:space="0"/>
+              <w:left w:val="single" w:color="D1D5DA" w:sz="6" w:space="0"/>
+              <w:bottom w:val="single" w:color="ffffff" w:sz="6" w:space="0"/>
+              <w:right w:val="single" w:color="D1D5DA" w:sz="6" w:space="0"/>
             </w:tcBorders>
-            <w:shd w:val="clear" w:color="auto" w:fill="EBF3FE"/>
+            <w:shd w:val="clear" w:color="auto" w:fill="ffffff"/>
           </w:tcPr>
           <w:p>
             <w:pPr>
@@ -86,12 +86,12 @@
           <w:tcPr>
             <w:tcW w:w="3000" w:type="dxa"/>
             <w:tcBorders>
-              <w:top w:val="none"/>
-              <w:left w:val="none"/>
+              <w:top w:val="none" w:color="auto" w:sz="0" w:space="0"/>
+              <w:left w:val="none" w:color="auto" w:sz="0" w:space="0"/>
               <w:bottom w:val="none" w:color="auto" w:sz="0" w:space="0"/>
-              <w:right w:val="none"/>
+              <w:right w:val="none" w:color="auto" w:sz="0" w:space="0"/>
             </w:tcBorders>
-            <w:shd w:val="clear" w:color="auto" w:fill="F8F9FA"/>
+            <w:shd w:val="clear" w:color="auto" w:fill="F6F8FA"/>
           </w:tcPr>
           <w:p>
             <w:pPr>
@@ -101,7 +101,7 @@
             <w:hyperlink w:history="true" w:anchor="tab_182a10694e40_1">
               <w:r>
                 <w:rPr>
-                  <w:color w:val="64748B"/>
+                  <w:color w:val="1b1f23"/>
                   <mc:AlternateContent>
                     <mc:Choice Requires="w14">
                       <w14:ligatures w14:val="standardContextual"/>
@@ -120,12 +120,12 @@
           <w:tcPr>
             <w:tcW w:w="3000" w:type="dxa"/>
             <w:tcBorders>
-              <w:top w:val="none"/>
-              <w:left w:val="none"/>
+              <w:top w:val="none" w:color="auto" w:sz="0" w:space="0"/>
+              <w:left w:val="none" w:color="auto" w:sz="0" w:space="0"/>
               <w:bottom w:val="none" w:color="auto" w:sz="0" w:space="0"/>
-              <w:right w:val="none"/>
+              <w:right w:val="none" w:color="auto" w:sz="0" w:space="0"/>
             </w:tcBorders>
-            <w:shd w:val="clear" w:color="auto" w:fill="F8F9FA"/>
+            <w:shd w:val="clear" w:color="auto" w:fill="F6F8FA"/>
           </w:tcPr>
           <w:p>
             <w:pPr>
@@ -135,7 +135,7 @@
             <w:hyperlink w:history="true" w:anchor="tab_182a10694e40_2">
               <w:r>
                 <w:rPr>
-                  <w:color w:val="64748B"/>
+                  <w:color w:val="1b1f23"/>
                   <mc:AlternateContent>
                     <mc:Choice Requires="w14">
                       <w14:ligatures w14:val="standardContextual"/>
@@ -361,8 +361,8 @@
       </w:r>
     </w:p>
     <w:sectPr>
-      <w:headerReference xmlns:r="http://schemas.openxmlformats.org/officeDocument/2006/relationships" w:type="default" r:id="Rb4c26e1114574370"/>
-      <w:footerReference xmlns:r="http://schemas.openxmlformats.org/officeDocument/2006/relationships" w:type="default" r:id="Rdf16e40b45864c48"/>
+      <w:headerReference xmlns:r="http://schemas.openxmlformats.org/officeDocument/2006/relationships" w:type="default" r:id="R2471a6738ada4b4e"/>
+      <w:footerReference xmlns:r="http://schemas.openxmlformats.org/officeDocument/2006/relationships" w:type="default" r:id="Rf18234bfc94045ba"/>
       <w:pgSz w:w="11906" w:h="16838"/>
       <w:pgMar w:top="1440" w:right="1440" w:bottom="1440" w:left="1440" w:header="576" w:footer="576" w:gutter="0"/>
     </w:sectPr>

--- a/marksmith-v2/test_outputs/sample_tabs.docx
+++ b/marksmith-v2/test_outputs/sample_tabs.docx
@@ -361,8 +361,8 @@
       </w:r>
     </w:p>
     <w:sectPr>
-      <w:headerReference xmlns:r="http://schemas.openxmlformats.org/officeDocument/2006/relationships" w:type="default" r:id="Rb4c26e1114574370"/>
-      <w:footerReference xmlns:r="http://schemas.openxmlformats.org/officeDocument/2006/relationships" w:type="default" r:id="Rdf16e40b45864c48"/>
+      <w:headerReference xmlns:r="http://schemas.openxmlformats.org/officeDocument/2006/relationships" w:type="default" r:id="R01bdc82eee324e29"/>
+      <w:footerReference xmlns:r="http://schemas.openxmlformats.org/officeDocument/2006/relationships" w:type="default" r:id="R5fe6f071b7be4b82"/>
       <w:pgSz w:w="11906" w:h="16838"/>
       <w:pgMar w:top="1440" w:right="1440" w:bottom="1440" w:left="1440" w:header="576" w:footer="576" w:gutter="0"/>
     </w:sectPr>
@@ -779,4 +779,22 @@
     </w:rPr>
   </w:style>
 </w:styles>
+</file>
+
+<file path=customXml/item.xml><?xml version="1.0" encoding="utf-8"?>
+<marksmithSource schema="marksmith-source-v1" version="2.0.0.0" exportedUtc="2026-07-31T16:52:29.9792022Z" theme="GitHub Light" mermaidMode="1">
+  <markdown><![CDATA[# Interactive Tabbed Content
+:::tabs
+:::tab title="Overview"
+This is the **Overview** section content.
+:::
+:::tab title="Specifications"
+These are the **Specifications** details.
+:::
+:::tab title="Architecture"
+This is the **Architecture** system design.
+:::
+:::
+]]></markdown>
+</marksmithSource>
 </file>
--- a/marksmith-v2/test_outputs/sample_tabs.docx
+++ b/marksmith-v2/test_outputs/sample_tabs.docx
@@ -361,8 +361,8 @@
       </w:r>
     </w:p>
     <w:sectPr>
-      <w:headerReference xmlns:r="http://schemas.openxmlformats.org/officeDocument/2006/relationships" w:type="default" r:id="R01bdc82eee324e29"/>
-      <w:footerReference xmlns:r="http://schemas.openxmlformats.org/officeDocument/2006/relationships" w:type="default" r:id="R5fe6f071b7be4b82"/>
+      <w:headerReference xmlns:r="http://schemas.openxmlformats.org/officeDocument/2006/relationships" w:type="default" r:id="R2318d3a5f8ad4690"/>
+      <w:footerReference xmlns:r="http://schemas.openxmlformats.org/officeDocument/2006/relationships" w:type="default" r:id="R7434f752f62e495b"/>
       <w:pgSz w:w="11906" w:h="16838"/>
       <w:pgMar w:top="1440" w:right="1440" w:bottom="1440" w:left="1440" w:header="576" w:footer="576" w:gutter="0"/>
     </w:sectPr>
@@ -782,7 +782,7 @@
 </file>
 
 <file path=customXml/item.xml><?xml version="1.0" encoding="utf-8"?>
-<marksmithSource schema="marksmith-source-v1" version="2.0.0.0" exportedUtc="2026-07-31T16:52:29.9792022Z" theme="GitHub Light" mermaidMode="1">
+<marksmithSource schema="marksmith-source-v1" version="2.0.0.0" exportedUtc="2026-08-01T10:53:21.3663156Z" theme="GitHub Light" mermaidMode="1">
   <markdown><![CDATA[# Interactive Tabbed Content
 :::tabs
 :::tab title="Overview"
